--- a/ЛР4.docx
+++ b/ЛР4.docx
@@ -813,6 +813,7 @@
         <w:pStyle w:val="aa"/>
         <w:spacing w:before="0" w:beforeAutospacing="0" w:after="0" w:afterAutospacing="0"/>
         <w:ind w:firstLine="709"/>
+        <w:jc w:val="both"/>
         <w:rPr>
           <w:sz w:val="28"/>
           <w:szCs w:val="28"/>
@@ -863,6 +864,7 @@
         <w:pStyle w:val="aa"/>
         <w:spacing w:before="0" w:beforeAutospacing="0" w:after="0" w:afterAutospacing="0"/>
         <w:ind w:firstLine="709"/>
+        <w:jc w:val="both"/>
         <w:rPr>
           <w:sz w:val="28"/>
           <w:szCs w:val="28"/>
@@ -889,12 +891,55 @@
           <w:sz w:val="28"/>
           <w:szCs w:val="28"/>
         </w:rPr>
-        <w:t xml:space="preserve"> Shop, конкретно при создании галереи «Наши счастливые покупатели» на странице «О нас». Ниже я подробно расскажу о своём опыте.</w:t>
+        <w:t xml:space="preserve"> Shop, конкретно при создании галереи «Наши счастливые покупатели» на странице «О нас». Ниже </w:t>
+      </w:r>
+      <w:r>
+        <w:rPr>
+          <w:sz w:val="28"/>
+          <w:szCs w:val="28"/>
+        </w:rPr>
+        <w:t>мы</w:t>
+      </w:r>
+      <w:r>
+        <w:rPr>
+          <w:sz w:val="28"/>
+          <w:szCs w:val="28"/>
+        </w:rPr>
+        <w:t xml:space="preserve"> подробно расскаж</w:t>
+      </w:r>
+      <w:r>
+        <w:rPr>
+          <w:sz w:val="28"/>
+          <w:szCs w:val="28"/>
+        </w:rPr>
+        <w:t>ем</w:t>
+      </w:r>
+      <w:r>
+        <w:rPr>
+          <w:sz w:val="28"/>
+          <w:szCs w:val="28"/>
+        </w:rPr>
+        <w:t xml:space="preserve"> о </w:t>
+      </w:r>
+      <w:r>
+        <w:rPr>
+          <w:sz w:val="28"/>
+          <w:szCs w:val="28"/>
+        </w:rPr>
+        <w:t xml:space="preserve">нашем </w:t>
+      </w:r>
+      <w:r>
+        <w:rPr>
+          <w:sz w:val="28"/>
+          <w:szCs w:val="28"/>
+        </w:rPr>
+        <w:t>опыте.</w:t>
       </w:r>
     </w:p>
     <w:p>
       <w:pPr>
         <w:spacing w:after="160" w:line="259" w:lineRule="auto"/>
+        <w:jc w:val="both"/>
         <w:rPr>
           <w:rFonts w:ascii="Times New Roman" w:eastAsia="Times New Roman" w:hAnsi="Times New Roman" w:cs="Times New Roman"/>
           <w:sz w:val="28"/>
@@ -949,56 +994,278 @@
     </w:p>
     <w:p>
       <w:pPr>
-        <w:pStyle w:val="aa"/>
-        <w:spacing w:before="0" w:beforeAutospacing="0" w:after="0" w:afterAutospacing="0"/>
-        <w:ind w:firstLine="709"/>
-        <w:jc w:val="both"/>
-        <w:rPr>
-          <w:sz w:val="28"/>
-          <w:szCs w:val="28"/>
-        </w:rPr>
-      </w:pPr>
-      <w:r>
-        <w:rPr>
-          <w:sz w:val="28"/>
-          <w:szCs w:val="28"/>
-        </w:rPr>
-        <w:t xml:space="preserve">Задача заключалась в создании современной, красивой и адаптивной галереи фотографий счастливых покупателей. Нужно было разместить более 30 фотографий, сделать их визуально привлекательными, обеспечить полную заполняемость карточек фото, добавить плавные </w:t>
-      </w:r>
-      <w:proofErr w:type="spellStart"/>
-      <w:r>
-        <w:rPr>
-          <w:sz w:val="28"/>
-          <w:szCs w:val="28"/>
-        </w:rPr>
-        <w:t>hover</w:t>
-      </w:r>
-      <w:proofErr w:type="spellEnd"/>
-      <w:r>
-        <w:rPr>
-          <w:sz w:val="28"/>
-          <w:szCs w:val="28"/>
-        </w:rPr>
-        <w:t>-эффекты и корректно отображать галерею на всех устройствах (от мобильных до больших мониторов).</w:t>
-      </w:r>
-      <w:r>
-        <w:rPr>
-          <w:b/>
-          <w:bCs/>
-          <w:sz w:val="28"/>
-          <w:szCs w:val="28"/>
-        </w:rPr>
-        <w:br/>
-      </w:r>
-    </w:p>
-    <w:p>
-      <w:pPr>
         <w:pStyle w:val="1"/>
         <w:spacing w:before="0"/>
         <w:ind w:firstLine="709"/>
         <w:jc w:val="both"/>
+        <w:rPr>
+          <w:rFonts w:eastAsia="Times New Roman" w:cs="Times New Roman"/>
+          <w:b w:val="0"/>
+          <w:bCs w:val="0"/>
+          <w:color w:val="auto"/>
+          <w:lang w:eastAsia="ru-RU"/>
+        </w:rPr>
       </w:pPr>
       <w:bookmarkStart w:id="3" w:name="_Toc212725827"/>
+      <w:r>
+        <w:rPr>
+          <w:rFonts w:eastAsia="Times New Roman" w:cs="Times New Roman"/>
+          <w:b w:val="0"/>
+          <w:bCs w:val="0"/>
+          <w:color w:val="auto"/>
+          <w:lang w:eastAsia="ru-RU"/>
+        </w:rPr>
+        <w:t xml:space="preserve">В рамках лабораторной работы нами была проведена комплексная доработка трёх ключевых разделов интернет-магазина </w:t>
+      </w:r>
+      <w:proofErr w:type="spellStart"/>
+      <w:r>
+        <w:rPr>
+          <w:rFonts w:eastAsia="Times New Roman" w:cs="Times New Roman"/>
+          <w:b w:val="0"/>
+          <w:bCs w:val="0"/>
+          <w:color w:val="auto"/>
+          <w:lang w:eastAsia="ru-RU"/>
+        </w:rPr>
+        <w:t>Fishing</w:t>
+      </w:r>
+      <w:proofErr w:type="spellEnd"/>
+      <w:r>
+        <w:rPr>
+          <w:rFonts w:eastAsia="Times New Roman" w:cs="Times New Roman"/>
+          <w:b w:val="0"/>
+          <w:bCs w:val="0"/>
+          <w:color w:val="auto"/>
+          <w:lang w:eastAsia="ru-RU"/>
+        </w:rPr>
+        <w:t xml:space="preserve"> Shop с использованием методологии парного программирования.</w:t>
+      </w:r>
+    </w:p>
+    <w:p>
+      <w:pPr>
+        <w:pStyle w:val="1"/>
+        <w:spacing w:before="0"/>
+        <w:ind w:firstLine="709"/>
+        <w:jc w:val="both"/>
+        <w:rPr>
+          <w:rFonts w:eastAsia="Times New Roman" w:cs="Times New Roman"/>
+          <w:b w:val="0"/>
+          <w:bCs w:val="0"/>
+          <w:color w:val="auto"/>
+          <w:lang w:eastAsia="ru-RU"/>
+        </w:rPr>
+      </w:pPr>
+      <w:r>
+        <w:rPr>
+          <w:rFonts w:eastAsia="Times New Roman" w:cs="Times New Roman"/>
+          <w:b w:val="0"/>
+          <w:bCs w:val="0"/>
+          <w:color w:val="auto"/>
+          <w:lang w:eastAsia="ru-RU"/>
+        </w:rPr>
+        <w:t>Каталог товаров</w:t>
+      </w:r>
+      <w:r>
+        <w:rPr>
+          <w:rFonts w:eastAsia="Times New Roman" w:cs="Times New Roman"/>
+          <w:b w:val="0"/>
+          <w:bCs w:val="0"/>
+          <w:color w:val="auto"/>
+          <w:lang w:eastAsia="ru-RU"/>
+        </w:rPr>
+        <w:t xml:space="preserve">. </w:t>
+      </w:r>
+      <w:r>
+        <w:rPr>
+          <w:rFonts w:eastAsia="Times New Roman" w:cs="Times New Roman"/>
+          <w:b w:val="0"/>
+          <w:bCs w:val="0"/>
+          <w:color w:val="auto"/>
+          <w:lang w:eastAsia="ru-RU"/>
+        </w:rPr>
+        <w:t xml:space="preserve">Была полностью переработана левая панель фильтров и категорий. Реализовано современное меню с чётким визуальным разделением на «Зимнюю рыбалку» и «Летнюю рыбалку», выделены заголовки разделов, добавлена крупная отдельная кнопка «Все товары». Особое внимание уделялось удобству навигации, приятным </w:t>
+      </w:r>
+      <w:proofErr w:type="spellStart"/>
+      <w:r>
+        <w:rPr>
+          <w:rFonts w:eastAsia="Times New Roman" w:cs="Times New Roman"/>
+          <w:b w:val="0"/>
+          <w:bCs w:val="0"/>
+          <w:color w:val="auto"/>
+          <w:lang w:eastAsia="ru-RU"/>
+        </w:rPr>
+        <w:t>hover</w:t>
+      </w:r>
+      <w:proofErr w:type="spellEnd"/>
+      <w:r>
+        <w:rPr>
+          <w:rFonts w:eastAsia="Times New Roman" w:cs="Times New Roman"/>
+          <w:b w:val="0"/>
+          <w:bCs w:val="0"/>
+          <w:color w:val="auto"/>
+          <w:lang w:eastAsia="ru-RU"/>
+        </w:rPr>
+        <w:t>-эффектам и корректной работе активных состояний категорий.</w:t>
+      </w:r>
+    </w:p>
+    <w:p>
+      <w:pPr>
+        <w:pStyle w:val="1"/>
+        <w:spacing w:before="0"/>
+        <w:ind w:firstLine="709"/>
+        <w:jc w:val="both"/>
+        <w:rPr>
+          <w:rFonts w:eastAsia="Times New Roman" w:cs="Times New Roman"/>
+          <w:b w:val="0"/>
+          <w:bCs w:val="0"/>
+          <w:color w:val="auto"/>
+          <w:lang w:eastAsia="ru-RU"/>
+        </w:rPr>
+      </w:pPr>
+      <w:r>
+        <w:rPr>
+          <w:rFonts w:eastAsia="Times New Roman" w:cs="Times New Roman"/>
+          <w:b w:val="0"/>
+          <w:bCs w:val="0"/>
+          <w:color w:val="auto"/>
+          <w:lang w:eastAsia="ru-RU"/>
+        </w:rPr>
+        <w:t>Страница «О нас»</w:t>
+      </w:r>
+      <w:r>
+        <w:rPr>
+          <w:rFonts w:eastAsia="Times New Roman" w:cs="Times New Roman"/>
+          <w:b w:val="0"/>
+          <w:bCs w:val="0"/>
+          <w:color w:val="auto"/>
+          <w:lang w:eastAsia="ru-RU"/>
+        </w:rPr>
+        <w:t xml:space="preserve">. </w:t>
+      </w:r>
+      <w:r>
+        <w:rPr>
+          <w:rFonts w:eastAsia="Times New Roman" w:cs="Times New Roman"/>
+          <w:b w:val="0"/>
+          <w:bCs w:val="0"/>
+          <w:color w:val="auto"/>
+          <w:lang w:eastAsia="ru-RU"/>
+        </w:rPr>
+        <w:t xml:space="preserve">Разработана большая, стильная и эмоциональная галерея «Наши счастливые покупатели». Загружено и интегрировано более 30 реальных фотографий покупателей. Была реализована адаптивная сетка (3 фото в ряд на десктопе), обеспечена полная заполняемость карточек без белых полей, добавлены современные закругления, тени и плавные </w:t>
+      </w:r>
+      <w:proofErr w:type="spellStart"/>
+      <w:r>
+        <w:rPr>
+          <w:rFonts w:eastAsia="Times New Roman" w:cs="Times New Roman"/>
+          <w:b w:val="0"/>
+          <w:bCs w:val="0"/>
+          <w:color w:val="auto"/>
+          <w:lang w:eastAsia="ru-RU"/>
+        </w:rPr>
+        <w:t>hover</w:t>
+      </w:r>
+      <w:proofErr w:type="spellEnd"/>
+      <w:r>
+        <w:rPr>
+          <w:rFonts w:eastAsia="Times New Roman" w:cs="Times New Roman"/>
+          <w:b w:val="0"/>
+          <w:bCs w:val="0"/>
+          <w:color w:val="auto"/>
+          <w:lang w:eastAsia="ru-RU"/>
+        </w:rPr>
+        <w:t>-эффекты. Галерея отлично смотрится как на больших мониторах, так и на мобильных устройствах.</w:t>
+      </w:r>
+    </w:p>
+    <w:p>
+      <w:pPr>
+        <w:pStyle w:val="1"/>
+        <w:spacing w:before="0"/>
+        <w:ind w:firstLine="709"/>
+        <w:jc w:val="both"/>
+        <w:rPr>
+          <w:rFonts w:eastAsia="Times New Roman" w:cs="Times New Roman"/>
+          <w:b w:val="0"/>
+          <w:bCs w:val="0"/>
+          <w:color w:val="auto"/>
+          <w:lang w:eastAsia="ru-RU"/>
+        </w:rPr>
+      </w:pPr>
+      <w:r>
+        <w:rPr>
+          <w:rFonts w:eastAsia="Times New Roman" w:cs="Times New Roman"/>
+          <w:b w:val="0"/>
+          <w:bCs w:val="0"/>
+          <w:color w:val="auto"/>
+          <w:lang w:eastAsia="ru-RU"/>
+        </w:rPr>
+        <w:t>Страница «Доставка»</w:t>
+      </w:r>
+      <w:r>
+        <w:rPr>
+          <w:rFonts w:eastAsia="Times New Roman" w:cs="Times New Roman"/>
+          <w:b w:val="0"/>
+          <w:bCs w:val="0"/>
+          <w:color w:val="auto"/>
+          <w:lang w:eastAsia="ru-RU"/>
+        </w:rPr>
+        <w:t xml:space="preserve">. </w:t>
+      </w:r>
+      <w:r>
+        <w:rPr>
+          <w:rFonts w:eastAsia="Times New Roman" w:cs="Times New Roman"/>
+          <w:b w:val="0"/>
+          <w:bCs w:val="0"/>
+          <w:color w:val="auto"/>
+          <w:lang w:eastAsia="ru-RU"/>
+        </w:rPr>
+        <w:t xml:space="preserve">Полностью переработана и приведена к современному виду. Добавлена подробная информация о двух пунктах самовывоза (Леонида Беды, 4 к.1, 418А и Машерова, 4, 43), указаны графики работы. Особое внимание было уделено интеграции интерактивной </w:t>
+      </w:r>
+      <w:proofErr w:type="spellStart"/>
+      <w:r>
+        <w:rPr>
+          <w:rFonts w:eastAsia="Times New Roman" w:cs="Times New Roman"/>
+          <w:b w:val="0"/>
+          <w:bCs w:val="0"/>
+          <w:color w:val="auto"/>
+          <w:lang w:eastAsia="ru-RU"/>
+        </w:rPr>
+        <w:t>Яндекс.Карты</w:t>
+      </w:r>
+      <w:proofErr w:type="spellEnd"/>
+      <w:r>
+        <w:rPr>
+          <w:rFonts w:eastAsia="Times New Roman" w:cs="Times New Roman"/>
+          <w:b w:val="0"/>
+          <w:bCs w:val="0"/>
+          <w:color w:val="auto"/>
+          <w:lang w:eastAsia="ru-RU"/>
+        </w:rPr>
+        <w:t xml:space="preserve"> с метками пунктов выдачи, что значительно повысило удобство и информативность раздела</w:t>
+      </w:r>
+    </w:p>
+    <w:p>
+      <w:pPr>
+        <w:spacing w:after="0"/>
+        <w:rPr>
+          <w:lang w:val="ru-RU" w:eastAsia="ru-RU"/>
+        </w:rPr>
+      </w:pPr>
+    </w:p>
+    <w:p>
+      <w:pPr>
+        <w:pStyle w:val="1"/>
+        <w:spacing w:before="0"/>
+        <w:ind w:firstLine="709"/>
+        <w:jc w:val="both"/>
+      </w:pPr>
+      <w:r>
+        <w:rPr>
+          <w:rFonts w:eastAsia="Times New Roman" w:cs="Times New Roman"/>
+          <w:b w:val="0"/>
+          <w:bCs w:val="0"/>
+          <w:color w:val="auto"/>
+          <w:lang w:eastAsia="ru-RU"/>
+        </w:rPr>
+        <w:t>.</w:t>
+      </w:r>
       <w:r>
         <w:t>2</w:t>
       </w:r>
@@ -1060,7 +1327,25 @@
           <w:szCs w:val="28"/>
           <w:lang w:val="ru-RU"/>
         </w:rPr>
-        <w:t>Один человек активно писал код, а второй в реальном времени предлагал решения, замечал ошибки и думал о будущем масштабировании. Такой подход оказался гораздо продуктивнее, чем просто «по очереди писать».</w:t>
+        <w:t>Один человек активно писал код, а второй</w:t>
+      </w:r>
+      <w:r>
+        <w:rPr>
+          <w:rFonts w:ascii="Times New Roman" w:hAnsi="Times New Roman" w:cs="Times New Roman"/>
+          <w:sz w:val="28"/>
+          <w:szCs w:val="28"/>
+          <w:lang w:val="ru-RU"/>
+        </w:rPr>
+        <w:t xml:space="preserve"> и третий</w:t>
+      </w:r>
+      <w:r>
+        <w:rPr>
+          <w:rFonts w:ascii="Times New Roman" w:hAnsi="Times New Roman" w:cs="Times New Roman"/>
+          <w:sz w:val="28"/>
+          <w:szCs w:val="28"/>
+          <w:lang w:val="ru-RU"/>
+        </w:rPr>
+        <w:t xml:space="preserve"> в реальном времени предлагал решения, замечал ошибки и думал о будущем масштабировании. Такой подход оказался гораздо продуктивнее, чем просто «по очереди писать».</w:t>
       </w:r>
     </w:p>
     <w:p>
@@ -1163,7 +1448,43 @@
           <w:szCs w:val="28"/>
           <w:lang w:val="ru-RU"/>
         </w:rPr>
-        <w:t>Один человек не «застревает» в деталях, второй помогает держать общую картину.</w:t>
+        <w:t xml:space="preserve">Один человек не «застревает» в деталях, </w:t>
+      </w:r>
+      <w:r>
+        <w:rPr>
+          <w:rFonts w:ascii="Times New Roman" w:hAnsi="Times New Roman" w:cs="Times New Roman"/>
+          <w:sz w:val="28"/>
+          <w:szCs w:val="28"/>
+          <w:lang w:val="ru-RU"/>
+        </w:rPr>
+        <w:t>два остальных</w:t>
+      </w:r>
+      <w:r>
+        <w:rPr>
+          <w:rFonts w:ascii="Times New Roman" w:hAnsi="Times New Roman" w:cs="Times New Roman"/>
+          <w:sz w:val="28"/>
+          <w:szCs w:val="28"/>
+          <w:lang w:val="ru-RU"/>
+        </w:rPr>
+        <w:t xml:space="preserve"> помога</w:t>
+      </w:r>
+      <w:r>
+        <w:rPr>
+          <w:rFonts w:ascii="Times New Roman" w:hAnsi="Times New Roman" w:cs="Times New Roman"/>
+          <w:sz w:val="28"/>
+          <w:szCs w:val="28"/>
+          <w:lang w:val="ru-RU"/>
+        </w:rPr>
+        <w:t>ли</w:t>
+      </w:r>
+      <w:r>
+        <w:rPr>
+          <w:rFonts w:ascii="Times New Roman" w:hAnsi="Times New Roman" w:cs="Times New Roman"/>
+          <w:sz w:val="28"/>
+          <w:szCs w:val="28"/>
+          <w:lang w:val="ru-RU"/>
+        </w:rPr>
+        <w:t xml:space="preserve"> держать общую картину.</w:t>
       </w:r>
     </w:p>
     <w:p>
@@ -1187,6 +1508,7 @@
       </w:pPr>
       <w:bookmarkStart w:id="4" w:name="_Toc212725829"/>
       <w:r>
+        <w:lastRenderedPageBreak/>
         <w:t>3</w:t>
       </w:r>
       <w:r>
@@ -1200,7 +1522,7 @@
     <w:p>
       <w:pPr>
         <w:pStyle w:val="1"/>
-        <w:spacing w:before="0"/>
+        <w:spacing w:before="0" w:line="240" w:lineRule="auto"/>
         <w:ind w:firstLine="709"/>
         <w:jc w:val="both"/>
       </w:pPr>
@@ -1208,341 +1530,871 @@
     </w:p>
     <w:p>
       <w:pPr>
-        <w:spacing w:after="0" w:line="240" w:lineRule="auto"/>
+        <w:pStyle w:val="aa"/>
+        <w:spacing w:before="0" w:beforeAutospacing="0" w:after="0" w:afterAutospacing="0" w:line="276" w:lineRule="auto"/>
         <w:ind w:firstLine="709"/>
         <w:jc w:val="both"/>
         <w:rPr>
-          <w:rFonts w:ascii="Times New Roman" w:eastAsia="Times New Roman" w:hAnsi="Times New Roman" w:cs="Times New Roman"/>
-          <w:sz w:val="28"/>
-          <w:szCs w:val="28"/>
-          <w:lang w:val="ru-RU" w:eastAsia="ru-RU"/>
-        </w:rPr>
-      </w:pPr>
-      <w:r>
-        <w:rPr>
-          <w:rFonts w:ascii="Times New Roman" w:eastAsia="Times New Roman" w:hAnsi="Times New Roman" w:cs="Times New Roman"/>
-          <w:sz w:val="28"/>
-          <w:szCs w:val="28"/>
-          <w:lang w:val="ru-RU" w:eastAsia="ru-RU"/>
-        </w:rPr>
-        <w:t>В итоге получилась очень достойная, современная галерея: широкие карточки, красивое отображение фотографий, плавные анимации и отличная адаптивность.</w:t>
-      </w:r>
-    </w:p>
-    <w:p>
-      <w:pPr>
-        <w:spacing w:after="0" w:line="240" w:lineRule="auto"/>
+          <w:sz w:val="28"/>
+          <w:szCs w:val="28"/>
+        </w:rPr>
+      </w:pPr>
+      <w:r>
+        <w:rPr>
+          <w:sz w:val="28"/>
+          <w:szCs w:val="28"/>
+        </w:rPr>
+        <w:t>Положительные результаты:</w:t>
+      </w:r>
+    </w:p>
+    <w:p>
+      <w:pPr>
+        <w:pStyle w:val="aa"/>
+        <w:numPr>
+          <w:ilvl w:val="0"/>
+          <w:numId w:val="13"/>
+        </w:numPr>
+        <w:spacing w:before="0" w:beforeAutospacing="0" w:after="0" w:afterAutospacing="0" w:line="276" w:lineRule="auto"/>
+        <w:ind w:left="0" w:firstLine="709"/>
+        <w:jc w:val="both"/>
+        <w:rPr>
+          <w:sz w:val="28"/>
+          <w:szCs w:val="28"/>
+        </w:rPr>
+      </w:pPr>
+      <w:r>
+        <w:rPr>
+          <w:sz w:val="28"/>
+          <w:szCs w:val="28"/>
+        </w:rPr>
+        <w:t>Качество конечного продукта значительно выше</w:t>
+      </w:r>
+      <w:r>
+        <w:rPr>
+          <w:sz w:val="28"/>
+          <w:szCs w:val="28"/>
+        </w:rPr>
+        <w:t>.</w:t>
+      </w:r>
+    </w:p>
+    <w:p>
+      <w:pPr>
+        <w:pStyle w:val="aa"/>
+        <w:numPr>
+          <w:ilvl w:val="0"/>
+          <w:numId w:val="13"/>
+        </w:numPr>
+        <w:spacing w:before="0" w:beforeAutospacing="0" w:after="0" w:afterAutospacing="0" w:line="276" w:lineRule="auto"/>
+        <w:ind w:left="0" w:firstLine="709"/>
+        <w:jc w:val="both"/>
+        <w:rPr>
+          <w:sz w:val="28"/>
+          <w:szCs w:val="28"/>
+        </w:rPr>
+      </w:pPr>
+      <w:r>
+        <w:rPr>
+          <w:sz w:val="28"/>
+          <w:szCs w:val="28"/>
+        </w:rPr>
+        <w:t>Сократилось время на поиск и исправление ошибок.</w:t>
+      </w:r>
+    </w:p>
+    <w:p>
+      <w:pPr>
+        <w:pStyle w:val="aa"/>
+        <w:numPr>
+          <w:ilvl w:val="0"/>
+          <w:numId w:val="13"/>
+        </w:numPr>
+        <w:spacing w:before="0" w:beforeAutospacing="0" w:after="0" w:afterAutospacing="0" w:line="276" w:lineRule="auto"/>
+        <w:ind w:left="0" w:firstLine="709"/>
+        <w:jc w:val="both"/>
+        <w:rPr>
+          <w:sz w:val="28"/>
+          <w:szCs w:val="28"/>
+        </w:rPr>
+      </w:pPr>
+      <w:r>
+        <w:rPr>
+          <w:sz w:val="28"/>
+          <w:szCs w:val="28"/>
+        </w:rPr>
+        <w:t>Получился современный и визуально привлекательный дизайн.</w:t>
+      </w:r>
+    </w:p>
+    <w:p>
+      <w:pPr>
+        <w:pStyle w:val="aa"/>
+        <w:numPr>
+          <w:ilvl w:val="0"/>
+          <w:numId w:val="13"/>
+        </w:numPr>
+        <w:spacing w:before="0" w:beforeAutospacing="0" w:after="0" w:afterAutospacing="0" w:line="276" w:lineRule="auto"/>
+        <w:ind w:left="0" w:firstLine="709"/>
+        <w:jc w:val="both"/>
+        <w:rPr>
+          <w:sz w:val="28"/>
+          <w:szCs w:val="28"/>
+        </w:rPr>
+      </w:pPr>
+      <w:r>
+        <w:rPr>
+          <w:sz w:val="28"/>
+          <w:szCs w:val="28"/>
+        </w:rPr>
+        <w:t>Все трое участников получили новые практические навыки.</w:t>
+      </w:r>
+    </w:p>
+    <w:p>
+      <w:pPr>
+        <w:pStyle w:val="aa"/>
+        <w:spacing w:before="0" w:beforeAutospacing="0" w:after="0" w:afterAutospacing="0" w:line="276" w:lineRule="auto"/>
         <w:ind w:firstLine="709"/>
         <w:jc w:val="both"/>
         <w:rPr>
-          <w:rFonts w:ascii="Times New Roman" w:eastAsia="Times New Roman" w:hAnsi="Times New Roman" w:cs="Times New Roman"/>
-          <w:sz w:val="28"/>
-          <w:szCs w:val="28"/>
-          <w:lang w:val="ru-RU" w:eastAsia="ru-RU"/>
-        </w:rPr>
-      </w:pPr>
-      <w:r>
-        <w:rPr>
-          <w:rFonts w:ascii="Times New Roman" w:eastAsia="Times New Roman" w:hAnsi="Times New Roman" w:cs="Times New Roman"/>
-          <w:sz w:val="28"/>
-          <w:szCs w:val="28"/>
-          <w:lang w:val="ru-RU" w:eastAsia="ru-RU"/>
-        </w:rPr>
-        <w:t>Положительные впечатления:</w:t>
-      </w:r>
-    </w:p>
-    <w:p>
-      <w:pPr>
-        <w:numPr>
-          <w:ilvl w:val="0"/>
-          <w:numId w:val="7"/>
-        </w:numPr>
-        <w:spacing w:after="0" w:line="240" w:lineRule="auto"/>
-        <w:ind w:left="0" w:firstLine="709"/>
+          <w:sz w:val="28"/>
+          <w:szCs w:val="28"/>
+        </w:rPr>
+      </w:pPr>
+      <w:r>
+        <w:rPr>
+          <w:sz w:val="28"/>
+          <w:szCs w:val="28"/>
+        </w:rPr>
+        <w:t>Сравнение эффективности (по нашей субъективной оценке):</w:t>
+      </w:r>
+    </w:p>
+    <w:p>
+      <w:pPr>
+        <w:pStyle w:val="aa"/>
+        <w:spacing w:before="0" w:beforeAutospacing="0" w:after="0" w:afterAutospacing="0" w:line="276" w:lineRule="auto"/>
         <w:jc w:val="both"/>
         <w:rPr>
-          <w:rFonts w:ascii="Times New Roman" w:eastAsia="Times New Roman" w:hAnsi="Times New Roman" w:cs="Times New Roman"/>
-          <w:sz w:val="28"/>
-          <w:szCs w:val="28"/>
-          <w:lang w:val="ru-RU" w:eastAsia="ru-RU"/>
-        </w:rPr>
-      </w:pPr>
-      <w:r>
-        <w:rPr>
-          <w:rFonts w:ascii="Times New Roman" w:eastAsia="Times New Roman" w:hAnsi="Times New Roman" w:cs="Times New Roman"/>
-          <w:sz w:val="28"/>
-          <w:szCs w:val="28"/>
-          <w:lang w:val="ru-RU" w:eastAsia="ru-RU"/>
-        </w:rPr>
-        <w:t>Качество кода заметно выше, чем если бы я делал один.</w:t>
-      </w:r>
-    </w:p>
-    <w:p>
-      <w:pPr>
-        <w:numPr>
-          <w:ilvl w:val="0"/>
-          <w:numId w:val="7"/>
-        </w:numPr>
-        <w:spacing w:after="0" w:line="240" w:lineRule="auto"/>
-        <w:ind w:left="0" w:firstLine="709"/>
+          <w:sz w:val="28"/>
+          <w:szCs w:val="28"/>
+        </w:rPr>
+      </w:pPr>
+    </w:p>
+    <w:p>
+      <w:pPr>
+        <w:pStyle w:val="aa"/>
+        <w:spacing w:before="0" w:beforeAutospacing="0" w:after="0" w:afterAutospacing="0" w:line="276" w:lineRule="auto"/>
         <w:jc w:val="both"/>
         <w:rPr>
-          <w:rFonts w:ascii="Times New Roman" w:eastAsia="Times New Roman" w:hAnsi="Times New Roman" w:cs="Times New Roman"/>
-          <w:sz w:val="28"/>
-          <w:szCs w:val="28"/>
-          <w:lang w:val="ru-RU" w:eastAsia="ru-RU"/>
-        </w:rPr>
-      </w:pPr>
-      <w:r>
-        <w:rPr>
-          <w:rFonts w:ascii="Times New Roman" w:eastAsia="Times New Roman" w:hAnsi="Times New Roman" w:cs="Times New Roman"/>
-          <w:sz w:val="28"/>
-          <w:szCs w:val="28"/>
-          <w:lang w:val="ru-RU" w:eastAsia="ru-RU"/>
-        </w:rPr>
-        <w:t xml:space="preserve">Мы быстро нашли оптимальное решение по CSS (Grid + </w:t>
-      </w:r>
-      <w:proofErr w:type="spellStart"/>
-      <w:r>
-        <w:rPr>
-          <w:rFonts w:ascii="Times New Roman" w:eastAsia="Times New Roman" w:hAnsi="Times New Roman" w:cs="Times New Roman"/>
-          <w:sz w:val="28"/>
-          <w:szCs w:val="28"/>
-          <w:lang w:val="ru-RU" w:eastAsia="ru-RU"/>
-        </w:rPr>
-        <w:t>aspect-ratio</w:t>
-      </w:r>
-      <w:proofErr w:type="spellEnd"/>
-      <w:r>
-        <w:rPr>
-          <w:rFonts w:ascii="Times New Roman" w:eastAsia="Times New Roman" w:hAnsi="Times New Roman" w:cs="Times New Roman"/>
-          <w:sz w:val="28"/>
-          <w:szCs w:val="28"/>
-          <w:lang w:val="ru-RU" w:eastAsia="ru-RU"/>
-        </w:rPr>
-        <w:t>).</w:t>
-      </w:r>
-    </w:p>
-    <w:p>
-      <w:pPr>
-        <w:numPr>
-          <w:ilvl w:val="0"/>
-          <w:numId w:val="7"/>
-        </w:numPr>
-        <w:spacing w:after="0" w:line="240" w:lineRule="auto"/>
-        <w:ind w:left="0" w:firstLine="709"/>
-        <w:jc w:val="both"/>
-        <w:rPr>
-          <w:rFonts w:ascii="Times New Roman" w:eastAsia="Times New Roman" w:hAnsi="Times New Roman" w:cs="Times New Roman"/>
-          <w:sz w:val="28"/>
-          <w:szCs w:val="28"/>
-          <w:lang w:val="ru-RU" w:eastAsia="ru-RU"/>
-        </w:rPr>
-      </w:pPr>
-      <w:r>
-        <w:rPr>
-          <w:rFonts w:ascii="Times New Roman" w:eastAsia="Times New Roman" w:hAnsi="Times New Roman" w:cs="Times New Roman"/>
-          <w:sz w:val="28"/>
-          <w:szCs w:val="28"/>
-          <w:lang w:val="ru-RU" w:eastAsia="ru-RU"/>
-        </w:rPr>
-        <w:t>Работа была интересной и совсем не утомительной.</w:t>
-      </w:r>
-    </w:p>
-    <w:p>
-      <w:pPr>
-        <w:numPr>
-          <w:ilvl w:val="0"/>
-          <w:numId w:val="7"/>
-        </w:numPr>
-        <w:spacing w:after="0" w:line="240" w:lineRule="auto"/>
-        <w:ind w:left="0" w:firstLine="709"/>
-        <w:jc w:val="both"/>
-        <w:rPr>
-          <w:rFonts w:ascii="Times New Roman" w:eastAsia="Times New Roman" w:hAnsi="Times New Roman" w:cs="Times New Roman"/>
-          <w:sz w:val="28"/>
-          <w:szCs w:val="28"/>
-          <w:lang w:val="ru-RU" w:eastAsia="ru-RU"/>
-        </w:rPr>
-      </w:pPr>
-      <w:r>
-        <w:rPr>
-          <w:rFonts w:ascii="Times New Roman" w:eastAsia="Times New Roman" w:hAnsi="Times New Roman" w:cs="Times New Roman"/>
-          <w:sz w:val="28"/>
-          <w:szCs w:val="28"/>
-          <w:lang w:val="ru-RU" w:eastAsia="ru-RU"/>
-        </w:rPr>
-        <w:t>Я узнал несколько полезных приёмов, которыми теперь буду пользоваться постоянно.</w:t>
-      </w:r>
-    </w:p>
-    <w:p>
-      <w:pPr>
-        <w:numPr>
-          <w:ilvl w:val="0"/>
-          <w:numId w:val="7"/>
-        </w:numPr>
-        <w:spacing w:after="0" w:line="240" w:lineRule="auto"/>
-        <w:ind w:left="0" w:firstLine="709"/>
-        <w:jc w:val="both"/>
-        <w:rPr>
-          <w:rFonts w:ascii="Times New Roman" w:eastAsia="Times New Roman" w:hAnsi="Times New Roman" w:cs="Times New Roman"/>
-          <w:sz w:val="28"/>
-          <w:szCs w:val="28"/>
-          <w:lang w:val="ru-RU" w:eastAsia="ru-RU"/>
-        </w:rPr>
-      </w:pPr>
-      <w:r>
-        <w:rPr>
-          <w:rFonts w:ascii="Times New Roman" w:eastAsia="Times New Roman" w:hAnsi="Times New Roman" w:cs="Times New Roman"/>
-          <w:sz w:val="28"/>
-          <w:szCs w:val="28"/>
-          <w:lang w:val="ru-RU" w:eastAsia="ru-RU"/>
-        </w:rPr>
-        <w:t>Результат получился лучше и красивее, чем я изначально планировал.</w:t>
-      </w:r>
-    </w:p>
-    <w:p>
-      <w:pPr>
-        <w:spacing w:after="0" w:line="240" w:lineRule="auto"/>
+          <w:sz w:val="28"/>
+          <w:szCs w:val="28"/>
+        </w:rPr>
+      </w:pPr>
+      <w:r>
+        <w:rPr>
+          <w:sz w:val="28"/>
+          <w:szCs w:val="28"/>
+        </w:rPr>
+        <w:t>Таблица 1 – Сравнение эффективности</w:t>
+      </w:r>
+    </w:p>
+    <w:tbl>
+      <w:tblPr>
+        <w:tblStyle w:val="ac"/>
+        <w:tblW w:w="0" w:type="auto"/>
+        <w:tblInd w:w="137" w:type="dxa"/>
+        <w:tblLook w:val="04A0" w:firstRow="1" w:lastRow="0" w:firstColumn="1" w:lastColumn="0" w:noHBand="0" w:noVBand="1"/>
+      </w:tblPr>
+      <w:tblGrid>
+        <w:gridCol w:w="2566"/>
+        <w:gridCol w:w="2286"/>
+        <w:gridCol w:w="2490"/>
+        <w:gridCol w:w="1866"/>
+      </w:tblGrid>
+      <w:tr>
+        <w:tc>
+          <w:tcPr>
+            <w:tcW w:w="2429" w:type="dxa"/>
+          </w:tcPr>
+          <w:p>
+            <w:pPr>
+              <w:pStyle w:val="aa"/>
+              <w:jc w:val="both"/>
+              <w:rPr>
+                <w:sz w:val="28"/>
+                <w:szCs w:val="28"/>
+              </w:rPr>
+            </w:pPr>
+            <w:r>
+              <w:rPr>
+                <w:sz w:val="28"/>
+                <w:szCs w:val="28"/>
+              </w:rPr>
+              <w:t>Параметр</w:t>
+            </w:r>
+          </w:p>
+        </w:tc>
+        <w:tc>
+          <w:tcPr>
+            <w:tcW w:w="2299" w:type="dxa"/>
+          </w:tcPr>
+          <w:p>
+            <w:pPr>
+              <w:pStyle w:val="aa"/>
+              <w:jc w:val="both"/>
+              <w:rPr>
+                <w:sz w:val="28"/>
+                <w:szCs w:val="28"/>
+              </w:rPr>
+            </w:pPr>
+            <w:r>
+              <w:rPr>
+                <w:sz w:val="28"/>
+                <w:szCs w:val="28"/>
+              </w:rPr>
+              <w:t>Индивидуальная работа</w:t>
+            </w:r>
+          </w:p>
+        </w:tc>
+        <w:tc>
+          <w:tcPr>
+            <w:tcW w:w="2490" w:type="dxa"/>
+          </w:tcPr>
+          <w:p>
+            <w:pPr>
+              <w:pStyle w:val="aa"/>
+              <w:jc w:val="both"/>
+              <w:rPr>
+                <w:sz w:val="28"/>
+                <w:szCs w:val="28"/>
+              </w:rPr>
+            </w:pPr>
+            <w:r>
+              <w:rPr>
+                <w:sz w:val="28"/>
+                <w:szCs w:val="28"/>
+              </w:rPr>
+              <w:t>Парное программирование</w:t>
+            </w:r>
+          </w:p>
+        </w:tc>
+        <w:tc>
+          <w:tcPr>
+            <w:tcW w:w="1990" w:type="dxa"/>
+          </w:tcPr>
+          <w:p>
+            <w:pPr>
+              <w:pStyle w:val="aa"/>
+              <w:jc w:val="both"/>
+              <w:rPr>
+                <w:sz w:val="28"/>
+                <w:szCs w:val="28"/>
+              </w:rPr>
+            </w:pPr>
+            <w:r>
+              <w:rPr>
+                <w:sz w:val="28"/>
+                <w:szCs w:val="28"/>
+              </w:rPr>
+              <w:t>Прирост</w:t>
+            </w:r>
+          </w:p>
+        </w:tc>
+      </w:tr>
+      <w:tr>
+        <w:tc>
+          <w:tcPr>
+            <w:tcW w:w="2429" w:type="dxa"/>
+          </w:tcPr>
+          <w:p>
+            <w:pPr>
+              <w:pStyle w:val="aa"/>
+              <w:jc w:val="both"/>
+              <w:rPr>
+                <w:sz w:val="28"/>
+                <w:szCs w:val="28"/>
+              </w:rPr>
+            </w:pPr>
+            <w:r>
+              <w:rPr>
+                <w:sz w:val="28"/>
+                <w:szCs w:val="28"/>
+              </w:rPr>
+              <w:t>Качество кода</w:t>
+            </w:r>
+          </w:p>
+        </w:tc>
+        <w:tc>
+          <w:tcPr>
+            <w:tcW w:w="2299" w:type="dxa"/>
+          </w:tcPr>
+          <w:p>
+            <w:pPr>
+              <w:pStyle w:val="aa"/>
+              <w:jc w:val="both"/>
+              <w:rPr>
+                <w:sz w:val="28"/>
+                <w:szCs w:val="28"/>
+              </w:rPr>
+            </w:pPr>
+            <w:r>
+              <w:rPr>
+                <w:sz w:val="28"/>
+                <w:szCs w:val="28"/>
+              </w:rPr>
+              <w:t>6/10</w:t>
+            </w:r>
+          </w:p>
+        </w:tc>
+        <w:tc>
+          <w:tcPr>
+            <w:tcW w:w="2490" w:type="dxa"/>
+          </w:tcPr>
+          <w:p>
+            <w:pPr>
+              <w:pStyle w:val="aa"/>
+              <w:jc w:val="both"/>
+              <w:rPr>
+                <w:sz w:val="28"/>
+                <w:szCs w:val="28"/>
+              </w:rPr>
+            </w:pPr>
+            <w:r>
+              <w:rPr>
+                <w:sz w:val="28"/>
+                <w:szCs w:val="28"/>
+              </w:rPr>
+              <w:t>9/10</w:t>
+            </w:r>
+          </w:p>
+        </w:tc>
+        <w:tc>
+          <w:tcPr>
+            <w:tcW w:w="1990" w:type="dxa"/>
+          </w:tcPr>
+          <w:p>
+            <w:pPr>
+              <w:pStyle w:val="aa"/>
+              <w:jc w:val="both"/>
+              <w:rPr>
+                <w:sz w:val="28"/>
+                <w:szCs w:val="28"/>
+              </w:rPr>
+            </w:pPr>
+            <w:r>
+              <w:rPr>
+                <w:sz w:val="28"/>
+                <w:szCs w:val="28"/>
+              </w:rPr>
+              <w:t>+50%</w:t>
+            </w:r>
+          </w:p>
+        </w:tc>
+      </w:tr>
+      <w:tr>
+        <w:tc>
+          <w:tcPr>
+            <w:tcW w:w="2429" w:type="dxa"/>
+          </w:tcPr>
+          <w:p>
+            <w:pPr>
+              <w:pStyle w:val="aa"/>
+              <w:jc w:val="both"/>
+              <w:rPr>
+                <w:sz w:val="28"/>
+                <w:szCs w:val="28"/>
+              </w:rPr>
+            </w:pPr>
+            <w:r>
+              <w:rPr>
+                <w:sz w:val="28"/>
+                <w:szCs w:val="28"/>
+              </w:rPr>
+              <w:t>Количество ошибок</w:t>
+            </w:r>
+          </w:p>
+        </w:tc>
+        <w:tc>
+          <w:tcPr>
+            <w:tcW w:w="2299" w:type="dxa"/>
+          </w:tcPr>
+          <w:p>
+            <w:pPr>
+              <w:pStyle w:val="aa"/>
+              <w:jc w:val="both"/>
+              <w:rPr>
+                <w:sz w:val="28"/>
+                <w:szCs w:val="28"/>
+              </w:rPr>
+            </w:pPr>
+            <w:r>
+              <w:rPr>
+                <w:sz w:val="28"/>
+                <w:szCs w:val="28"/>
+              </w:rPr>
+              <w:t>Высокое</w:t>
+            </w:r>
+          </w:p>
+        </w:tc>
+        <w:tc>
+          <w:tcPr>
+            <w:tcW w:w="2490" w:type="dxa"/>
+          </w:tcPr>
+          <w:p>
+            <w:pPr>
+              <w:pStyle w:val="aa"/>
+              <w:jc w:val="both"/>
+              <w:rPr>
+                <w:sz w:val="28"/>
+                <w:szCs w:val="28"/>
+              </w:rPr>
+            </w:pPr>
+            <w:r>
+              <w:rPr>
+                <w:sz w:val="28"/>
+                <w:szCs w:val="28"/>
+              </w:rPr>
+              <w:t>Низкое</w:t>
+            </w:r>
+          </w:p>
+        </w:tc>
+        <w:tc>
+          <w:tcPr>
+            <w:tcW w:w="1990" w:type="dxa"/>
+          </w:tcPr>
+          <w:p>
+            <w:pPr>
+              <w:pStyle w:val="aa"/>
+              <w:jc w:val="both"/>
+              <w:rPr>
+                <w:sz w:val="28"/>
+                <w:szCs w:val="28"/>
+              </w:rPr>
+            </w:pPr>
+            <w:r>
+              <w:rPr>
+                <w:sz w:val="28"/>
+                <w:szCs w:val="28"/>
+              </w:rPr>
+              <w:t>-70%</w:t>
+            </w:r>
+          </w:p>
+        </w:tc>
+      </w:tr>
+      <w:tr>
+        <w:tc>
+          <w:tcPr>
+            <w:tcW w:w="2429" w:type="dxa"/>
+          </w:tcPr>
+          <w:p>
+            <w:pPr>
+              <w:pStyle w:val="aa"/>
+              <w:jc w:val="both"/>
+              <w:rPr>
+                <w:sz w:val="28"/>
+                <w:szCs w:val="28"/>
+              </w:rPr>
+            </w:pPr>
+            <w:r>
+              <w:rPr>
+                <w:sz w:val="28"/>
+                <w:szCs w:val="28"/>
+              </w:rPr>
+              <w:t>Скорость разработки</w:t>
+            </w:r>
+          </w:p>
+        </w:tc>
+        <w:tc>
+          <w:tcPr>
+            <w:tcW w:w="2299" w:type="dxa"/>
+          </w:tcPr>
+          <w:p>
+            <w:pPr>
+              <w:pStyle w:val="aa"/>
+              <w:jc w:val="both"/>
+              <w:rPr>
+                <w:sz w:val="28"/>
+                <w:szCs w:val="28"/>
+              </w:rPr>
+            </w:pPr>
+            <w:r>
+              <w:rPr>
+                <w:sz w:val="28"/>
+                <w:szCs w:val="28"/>
+              </w:rPr>
+              <w:t>Выше</w:t>
+            </w:r>
+          </w:p>
+        </w:tc>
+        <w:tc>
+          <w:tcPr>
+            <w:tcW w:w="2490" w:type="dxa"/>
+          </w:tcPr>
+          <w:p>
+            <w:pPr>
+              <w:pStyle w:val="aa"/>
+              <w:jc w:val="both"/>
+              <w:rPr>
+                <w:sz w:val="28"/>
+                <w:szCs w:val="28"/>
+              </w:rPr>
+            </w:pPr>
+            <w:r>
+              <w:rPr>
+                <w:sz w:val="28"/>
+                <w:szCs w:val="28"/>
+              </w:rPr>
+              <w:t>Ниже на 15-20%</w:t>
+            </w:r>
+          </w:p>
+        </w:tc>
+        <w:tc>
+          <w:tcPr>
+            <w:tcW w:w="1990" w:type="dxa"/>
+          </w:tcPr>
+          <w:p>
+            <w:pPr>
+              <w:pStyle w:val="aa"/>
+              <w:jc w:val="both"/>
+              <w:rPr>
+                <w:sz w:val="28"/>
+                <w:szCs w:val="28"/>
+              </w:rPr>
+            </w:pPr>
+            <w:r>
+              <w:rPr>
+                <w:sz w:val="28"/>
+                <w:szCs w:val="28"/>
+              </w:rPr>
+              <w:t>-15%</w:t>
+            </w:r>
+          </w:p>
+        </w:tc>
+      </w:tr>
+      <w:tr>
+        <w:tc>
+          <w:tcPr>
+            <w:tcW w:w="2429" w:type="dxa"/>
+          </w:tcPr>
+          <w:p>
+            <w:pPr>
+              <w:pStyle w:val="aa"/>
+              <w:jc w:val="both"/>
+              <w:rPr>
+                <w:sz w:val="28"/>
+                <w:szCs w:val="28"/>
+              </w:rPr>
+            </w:pPr>
+            <w:r>
+              <w:rPr>
+                <w:sz w:val="28"/>
+                <w:szCs w:val="28"/>
+              </w:rPr>
+              <w:t>Удовлетворённость результатом</w:t>
+            </w:r>
+          </w:p>
+        </w:tc>
+        <w:tc>
+          <w:tcPr>
+            <w:tcW w:w="2299" w:type="dxa"/>
+          </w:tcPr>
+          <w:p>
+            <w:pPr>
+              <w:pStyle w:val="aa"/>
+              <w:jc w:val="both"/>
+              <w:rPr>
+                <w:sz w:val="28"/>
+                <w:szCs w:val="28"/>
+              </w:rPr>
+            </w:pPr>
+            <w:r>
+              <w:rPr>
+                <w:sz w:val="28"/>
+                <w:szCs w:val="28"/>
+              </w:rPr>
+              <w:t>Средняя</w:t>
+            </w:r>
+          </w:p>
+        </w:tc>
+        <w:tc>
+          <w:tcPr>
+            <w:tcW w:w="2490" w:type="dxa"/>
+          </w:tcPr>
+          <w:p>
+            <w:pPr>
+              <w:pStyle w:val="aa"/>
+              <w:jc w:val="both"/>
+              <w:rPr>
+                <w:sz w:val="28"/>
+                <w:szCs w:val="28"/>
+              </w:rPr>
+            </w:pPr>
+            <w:r>
+              <w:rPr>
+                <w:sz w:val="28"/>
+                <w:szCs w:val="28"/>
+              </w:rPr>
+              <w:t>Высокая</w:t>
+            </w:r>
+          </w:p>
+        </w:tc>
+        <w:tc>
+          <w:tcPr>
+            <w:tcW w:w="1990" w:type="dxa"/>
+          </w:tcPr>
+          <w:p>
+            <w:pPr>
+              <w:pStyle w:val="aa"/>
+              <w:jc w:val="both"/>
+              <w:rPr>
+                <w:sz w:val="28"/>
+                <w:szCs w:val="28"/>
+              </w:rPr>
+            </w:pPr>
+            <w:r>
+              <w:rPr>
+                <w:sz w:val="28"/>
+                <w:szCs w:val="28"/>
+              </w:rPr>
+              <w:t>+40%</w:t>
+            </w:r>
+          </w:p>
+        </w:tc>
+      </w:tr>
+      <w:tr>
+        <w:tc>
+          <w:tcPr>
+            <w:tcW w:w="2429" w:type="dxa"/>
+          </w:tcPr>
+          <w:p>
+            <w:pPr>
+              <w:pStyle w:val="aa"/>
+              <w:jc w:val="both"/>
+              <w:rPr>
+                <w:sz w:val="28"/>
+                <w:szCs w:val="28"/>
+              </w:rPr>
+            </w:pPr>
+            <w:r>
+              <w:rPr>
+                <w:sz w:val="28"/>
+                <w:szCs w:val="28"/>
+              </w:rPr>
+              <w:t>Обучение</w:t>
+            </w:r>
+          </w:p>
+        </w:tc>
+        <w:tc>
+          <w:tcPr>
+            <w:tcW w:w="2299" w:type="dxa"/>
+          </w:tcPr>
+          <w:p>
+            <w:pPr>
+              <w:pStyle w:val="aa"/>
+              <w:jc w:val="both"/>
+              <w:rPr>
+                <w:sz w:val="28"/>
+                <w:szCs w:val="28"/>
+              </w:rPr>
+            </w:pPr>
+            <w:r>
+              <w:rPr>
+                <w:sz w:val="28"/>
+                <w:szCs w:val="28"/>
+              </w:rPr>
+              <w:t>Низкое</w:t>
+            </w:r>
+          </w:p>
+        </w:tc>
+        <w:tc>
+          <w:tcPr>
+            <w:tcW w:w="2490" w:type="dxa"/>
+          </w:tcPr>
+          <w:p>
+            <w:pPr>
+              <w:pStyle w:val="aa"/>
+              <w:jc w:val="both"/>
+              <w:rPr>
+                <w:sz w:val="28"/>
+                <w:szCs w:val="28"/>
+              </w:rPr>
+            </w:pPr>
+            <w:r>
+              <w:rPr>
+                <w:sz w:val="28"/>
+                <w:szCs w:val="28"/>
+              </w:rPr>
+              <w:t>Очень высокое</w:t>
+            </w:r>
+          </w:p>
+        </w:tc>
+        <w:tc>
+          <w:tcPr>
+            <w:tcW w:w="1990" w:type="dxa"/>
+          </w:tcPr>
+          <w:p>
+            <w:pPr>
+              <w:pStyle w:val="aa"/>
+              <w:jc w:val="both"/>
+              <w:rPr>
+                <w:sz w:val="28"/>
+                <w:szCs w:val="28"/>
+              </w:rPr>
+            </w:pPr>
+            <w:r>
+              <w:rPr>
+                <w:sz w:val="28"/>
+                <w:szCs w:val="28"/>
+              </w:rPr>
+              <w:t>+80%</w:t>
+            </w:r>
+          </w:p>
+        </w:tc>
+      </w:tr>
+    </w:tbl>
+    <w:p>
+      <w:pPr>
+        <w:pStyle w:val="aa"/>
+        <w:spacing w:before="0" w:beforeAutospacing="0" w:after="0" w:afterAutospacing="0" w:line="276" w:lineRule="auto"/>
         <w:ind w:firstLine="709"/>
         <w:jc w:val="both"/>
         <w:rPr>
-          <w:rFonts w:ascii="Times New Roman" w:eastAsia="Times New Roman" w:hAnsi="Times New Roman" w:cs="Times New Roman"/>
-          <w:sz w:val="28"/>
-          <w:szCs w:val="28"/>
-          <w:lang w:val="ru-RU" w:eastAsia="ru-RU"/>
-        </w:rPr>
-      </w:pPr>
-      <w:r>
-        <w:rPr>
-          <w:rFonts w:ascii="Times New Roman" w:eastAsia="Times New Roman" w:hAnsi="Times New Roman" w:cs="Times New Roman"/>
-          <w:sz w:val="28"/>
-          <w:szCs w:val="28"/>
-          <w:lang w:val="ru-RU" w:eastAsia="ru-RU"/>
-        </w:rPr>
-        <w:t>Не всегда удавалось идеально синхронизировать темп работы. Иногда один хотел сделать «покрасивее и сложнее», а второй — «быстрее и проще», из-за этого возникали небольшие споры по дизайну.</w:t>
-      </w:r>
-    </w:p>
-    <w:p>
-      <w:pPr>
-        <w:spacing w:after="0" w:line="240" w:lineRule="auto"/>
+          <w:sz w:val="28"/>
+          <w:szCs w:val="28"/>
+        </w:rPr>
+      </w:pPr>
+    </w:p>
+    <w:p>
+      <w:pPr>
+        <w:pStyle w:val="aa"/>
+        <w:spacing w:before="0" w:beforeAutospacing="0" w:after="0" w:afterAutospacing="0" w:line="276" w:lineRule="auto"/>
         <w:ind w:firstLine="709"/>
         <w:jc w:val="both"/>
         <w:rPr>
-          <w:rFonts w:ascii="Times New Roman" w:eastAsia="Times New Roman" w:hAnsi="Times New Roman" w:cs="Times New Roman"/>
-          <w:sz w:val="28"/>
-          <w:szCs w:val="28"/>
-          <w:lang w:val="ru-RU" w:eastAsia="ru-RU"/>
-        </w:rPr>
-      </w:pPr>
-      <w:r>
-        <w:rPr>
-          <w:rFonts w:ascii="Times New Roman" w:eastAsia="Times New Roman" w:hAnsi="Times New Roman" w:cs="Times New Roman"/>
-          <w:sz w:val="28"/>
-          <w:szCs w:val="28"/>
-          <w:lang w:val="ru-RU" w:eastAsia="ru-RU"/>
-        </w:rPr>
-        <w:t>Также в начале было немного неудобно часто меняться ролями.</w:t>
-      </w:r>
-    </w:p>
-    <w:p>
-      <w:pPr>
-        <w:spacing w:after="0" w:line="240" w:lineRule="auto"/>
+          <w:sz w:val="28"/>
+          <w:szCs w:val="28"/>
+        </w:rPr>
+      </w:pPr>
+      <w:r>
+        <w:rPr>
+          <w:sz w:val="28"/>
+          <w:szCs w:val="28"/>
+        </w:rPr>
+        <w:t>Что не получилось и как это можно исправить:</w:t>
+      </w:r>
+    </w:p>
+    <w:p>
+      <w:pPr>
+        <w:pStyle w:val="aa"/>
+        <w:spacing w:before="0" w:beforeAutospacing="0" w:after="0" w:afterAutospacing="0" w:line="276" w:lineRule="auto"/>
         <w:ind w:firstLine="709"/>
         <w:jc w:val="both"/>
         <w:rPr>
-          <w:rFonts w:ascii="Times New Roman" w:eastAsia="Times New Roman" w:hAnsi="Times New Roman" w:cs="Times New Roman"/>
-          <w:sz w:val="28"/>
-          <w:szCs w:val="28"/>
-          <w:lang w:val="ru-RU" w:eastAsia="ru-RU"/>
-        </w:rPr>
-      </w:pPr>
-      <w:r>
-        <w:rPr>
-          <w:rFonts w:ascii="Times New Roman" w:eastAsia="Times New Roman" w:hAnsi="Times New Roman" w:cs="Times New Roman"/>
-          <w:sz w:val="28"/>
-          <w:szCs w:val="28"/>
-          <w:lang w:val="ru-RU" w:eastAsia="ru-RU"/>
-        </w:rPr>
-        <w:t>Как можно поправить:</w:t>
-      </w:r>
-    </w:p>
-    <w:p>
-      <w:pPr>
-        <w:numPr>
-          <w:ilvl w:val="0"/>
-          <w:numId w:val="9"/>
-        </w:numPr>
-        <w:spacing w:after="0" w:line="240" w:lineRule="auto"/>
-        <w:ind w:left="0" w:firstLine="709"/>
+          <w:sz w:val="28"/>
+          <w:szCs w:val="28"/>
+        </w:rPr>
+      </w:pPr>
+      <w:r>
+        <w:rPr>
+          <w:sz w:val="28"/>
+          <w:szCs w:val="28"/>
+        </w:rPr>
+        <w:t>Иногда возникали споры по поводу дизайна и приоритетов</w:t>
+      </w:r>
+      <w:r>
+        <w:rPr>
+          <w:sz w:val="28"/>
+          <w:szCs w:val="28"/>
+        </w:rPr>
+        <w:t>, а также в</w:t>
+      </w:r>
+      <w:r>
+        <w:rPr>
+          <w:sz w:val="28"/>
+          <w:szCs w:val="28"/>
+        </w:rPr>
+        <w:t xml:space="preserve"> начале было некомфортно часто менять роли.</w:t>
+      </w:r>
+    </w:p>
+    <w:p>
+      <w:pPr>
+        <w:pStyle w:val="aa"/>
+        <w:spacing w:before="0" w:beforeAutospacing="0" w:after="0" w:afterAutospacing="0" w:line="276" w:lineRule="auto"/>
+        <w:ind w:firstLine="709"/>
         <w:jc w:val="both"/>
         <w:rPr>
-          <w:rFonts w:ascii="Times New Roman" w:eastAsia="Times New Roman" w:hAnsi="Times New Roman" w:cs="Times New Roman"/>
-          <w:sz w:val="28"/>
-          <w:szCs w:val="28"/>
-          <w:lang w:val="ru-RU" w:eastAsia="ru-RU"/>
-        </w:rPr>
-      </w:pPr>
-      <w:r>
-        <w:rPr>
-          <w:rFonts w:ascii="Times New Roman" w:eastAsia="Times New Roman" w:hAnsi="Times New Roman" w:cs="Times New Roman"/>
-          <w:sz w:val="28"/>
-          <w:szCs w:val="28"/>
-          <w:lang w:val="ru-RU" w:eastAsia="ru-RU"/>
-        </w:rPr>
-        <w:t>Перед началом чётко договариваться о приоритетах (скорость / красота / чистота кода).</w:t>
-      </w:r>
-    </w:p>
-    <w:p>
-      <w:pPr>
-        <w:numPr>
-          <w:ilvl w:val="0"/>
-          <w:numId w:val="9"/>
-        </w:numPr>
-        <w:spacing w:after="0" w:line="240" w:lineRule="auto"/>
-        <w:ind w:left="0" w:firstLine="709"/>
+          <w:sz w:val="28"/>
+          <w:szCs w:val="28"/>
+        </w:rPr>
+      </w:pPr>
+      <w:r>
+        <w:rPr>
+          <w:sz w:val="28"/>
+          <w:szCs w:val="28"/>
+        </w:rPr>
+        <w:t>Решения:</w:t>
+      </w:r>
+    </w:p>
+    <w:p>
+      <w:pPr>
+        <w:pStyle w:val="aa"/>
+        <w:spacing w:before="0" w:beforeAutospacing="0" w:after="0" w:afterAutospacing="0" w:line="276" w:lineRule="auto"/>
+        <w:ind w:firstLine="709"/>
         <w:jc w:val="both"/>
         <w:rPr>
-          <w:rFonts w:ascii="Times New Roman" w:eastAsia="Times New Roman" w:hAnsi="Times New Roman" w:cs="Times New Roman"/>
-          <w:sz w:val="28"/>
-          <w:szCs w:val="28"/>
-          <w:lang w:val="ru-RU" w:eastAsia="ru-RU"/>
-        </w:rPr>
-      </w:pPr>
-      <w:r>
-        <w:rPr>
-          <w:rFonts w:ascii="Times New Roman" w:eastAsia="Times New Roman" w:hAnsi="Times New Roman" w:cs="Times New Roman"/>
-          <w:sz w:val="28"/>
-          <w:szCs w:val="28"/>
-          <w:lang w:val="ru-RU" w:eastAsia="ru-RU"/>
-        </w:rPr>
-        <w:t>Использовать таймер (например, 20 минут — один Driver, потом меняемся).</w:t>
-      </w:r>
-    </w:p>
-    <w:p>
-      <w:pPr>
-        <w:numPr>
-          <w:ilvl w:val="0"/>
-          <w:numId w:val="9"/>
-        </w:numPr>
-        <w:spacing w:after="0" w:line="240" w:lineRule="auto"/>
-        <w:ind w:left="0" w:firstLine="709"/>
+          <w:sz w:val="28"/>
+          <w:szCs w:val="28"/>
+        </w:rPr>
+      </w:pPr>
+      <w:r>
+        <w:rPr>
+          <w:sz w:val="28"/>
+          <w:szCs w:val="28"/>
+        </w:rPr>
+        <w:t>Чётко определять цели задачи перед началом работы</w:t>
+      </w:r>
+      <w:r>
+        <w:rPr>
+          <w:sz w:val="28"/>
+          <w:szCs w:val="28"/>
+        </w:rPr>
+        <w:t>, и</w:t>
+      </w:r>
+      <w:r>
+        <w:rPr>
+          <w:sz w:val="28"/>
+          <w:szCs w:val="28"/>
+        </w:rPr>
+        <w:t>спользовать таймер для смены ролей</w:t>
+      </w:r>
+      <w:r>
+        <w:rPr>
+          <w:sz w:val="28"/>
+          <w:szCs w:val="28"/>
+        </w:rPr>
+        <w:t>, в</w:t>
+      </w:r>
+      <w:r>
+        <w:rPr>
+          <w:sz w:val="28"/>
+          <w:szCs w:val="28"/>
+        </w:rPr>
+        <w:t>ести короткие обсуждения в формате «5 минут на предложение».</w:t>
+      </w:r>
+    </w:p>
+    <w:p>
+      <w:pPr>
+        <w:pStyle w:val="aa"/>
+        <w:spacing w:before="0" w:beforeAutospacing="0" w:after="0" w:afterAutospacing="0" w:line="276" w:lineRule="auto"/>
+        <w:ind w:firstLine="709"/>
         <w:jc w:val="both"/>
         <w:rPr>
-          <w:rFonts w:ascii="Times New Roman" w:eastAsia="Times New Roman" w:hAnsi="Times New Roman" w:cs="Times New Roman"/>
-          <w:sz w:val="28"/>
-          <w:szCs w:val="28"/>
-          <w:lang w:val="ru-RU" w:eastAsia="ru-RU"/>
-        </w:rPr>
-      </w:pPr>
-      <w:r>
-        <w:rPr>
-          <w:rFonts w:ascii="Times New Roman" w:eastAsia="Times New Roman" w:hAnsi="Times New Roman" w:cs="Times New Roman"/>
-          <w:sz w:val="28"/>
-          <w:szCs w:val="28"/>
-          <w:lang w:val="ru-RU" w:eastAsia="ru-RU"/>
-        </w:rPr>
-        <w:lastRenderedPageBreak/>
-        <w:t>Работать с включённым микрофоном — голосовое общение сильно ускоряет процесс.</w:t>
+          <w:sz w:val="28"/>
+          <w:szCs w:val="28"/>
+        </w:rPr>
+      </w:pPr>
+      <w:r>
+        <w:rPr>
+          <w:sz w:val="28"/>
+          <w:szCs w:val="28"/>
+        </w:rPr>
+        <w:t>Для простых рутинных задач (мелкие правки, добавление статичных страниц) парное программирование считаем нецелесообразным.</w:t>
       </w:r>
     </w:p>
     <w:p>
@@ -1596,61 +2448,166 @@
     </w:p>
     <w:p>
       <w:pPr>
-        <w:pStyle w:val="1"/>
-        <w:spacing w:before="0"/>
+        <w:pStyle w:val="aa"/>
+        <w:spacing w:before="0" w:beforeAutospacing="0"/>
         <w:ind w:firstLine="709"/>
-      </w:pPr>
-    </w:p>
-    <w:bookmarkEnd w:id="5"/>
-    <w:p>
-      <w:pPr>
-        <w:pStyle w:val="1"/>
-        <w:spacing w:before="0"/>
+        <w:jc w:val="both"/>
+        <w:rPr>
+          <w:sz w:val="28"/>
+          <w:szCs w:val="28"/>
+        </w:rPr>
+      </w:pPr>
+      <w:r>
+        <w:rPr>
+          <w:sz w:val="28"/>
+          <w:szCs w:val="28"/>
+        </w:rPr>
+        <w:t>Ниже приведен график, который описывает нашу производительность, график приведен на рисунке 1</w:t>
+      </w:r>
+      <w:r>
+        <w:rPr>
+          <w:sz w:val="28"/>
+          <w:szCs w:val="28"/>
+        </w:rPr>
+        <w:t>:</w:t>
+      </w:r>
+    </w:p>
+    <w:p>
+      <w:pPr>
+        <w:pStyle w:val="aa"/>
+        <w:spacing w:before="0" w:beforeAutospacing="0"/>
+        <w:ind w:firstLine="709"/>
+        <w:jc w:val="both"/>
+        <w:rPr>
+          <w:sz w:val="28"/>
+          <w:szCs w:val="28"/>
+        </w:rPr>
+      </w:pPr>
+    </w:p>
+    <w:p>
+      <w:pPr>
+        <w:pStyle w:val="aa"/>
+        <w:spacing w:before="0" w:beforeAutospacing="0"/>
+        <w:jc w:val="center"/>
+        <w:rPr>
+          <w:sz w:val="28"/>
+          <w:szCs w:val="28"/>
+        </w:rPr>
+      </w:pPr>
+      <w:r>
+        <w:rPr>
+          <w:sz w:val="28"/>
+          <w:szCs w:val="28"/>
+        </w:rPr>
+        <w:lastRenderedPageBreak/>
+        <w:drawing>
+          <wp:inline distT="0" distB="0" distL="0" distR="0" wp14:anchorId="63021251" wp14:editId="40E38749">
+            <wp:extent cx="5940425" cy="2792095"/>
+            <wp:effectExtent l="0" t="0" r="3175" b="8255"/>
+            <wp:docPr id="1" name="Рисунок 1"/>
+            <wp:cNvGraphicFramePr>
+              <a:graphicFrameLocks xmlns:a="http://schemas.openxmlformats.org/drawingml/2006/main" noChangeAspect="1"/>
+            </wp:cNvGraphicFramePr>
+            <a:graphic xmlns:a="http://schemas.openxmlformats.org/drawingml/2006/main">
+              <a:graphicData uri="http://schemas.openxmlformats.org/drawingml/2006/picture">
+                <pic:pic xmlns:pic="http://schemas.openxmlformats.org/drawingml/2006/picture">
+                  <pic:nvPicPr>
+                    <pic:cNvPr id="1" name=""/>
+                    <pic:cNvPicPr/>
+                  </pic:nvPicPr>
+                  <pic:blipFill>
+                    <a:blip r:embed="rId8"/>
+                    <a:stretch>
+                      <a:fillRect/>
+                    </a:stretch>
+                  </pic:blipFill>
+                  <pic:spPr>
+                    <a:xfrm>
+                      <a:off x="0" y="0"/>
+                      <a:ext cx="5940425" cy="2792095"/>
+                    </a:xfrm>
+                    <a:prstGeom prst="rect">
+                      <a:avLst/>
+                    </a:prstGeom>
+                  </pic:spPr>
+                </pic:pic>
+              </a:graphicData>
+            </a:graphic>
+          </wp:inline>
+        </w:drawing>
+      </w:r>
+      <w:bookmarkEnd w:id="5"/>
+    </w:p>
+    <w:p>
+      <w:pPr>
+        <w:pStyle w:val="aa"/>
+        <w:spacing w:before="0" w:beforeAutospacing="0" w:after="0" w:afterAutospacing="0"/>
+        <w:jc w:val="center"/>
+        <w:rPr>
+          <w:sz w:val="28"/>
+          <w:szCs w:val="28"/>
+        </w:rPr>
+      </w:pPr>
+      <w:r>
+        <w:rPr>
+          <w:sz w:val="28"/>
+          <w:szCs w:val="28"/>
+        </w:rPr>
+        <w:t>Рисунок 1 – График производительности</w:t>
+      </w:r>
+    </w:p>
+    <w:p>
+      <w:pPr>
+        <w:pStyle w:val="aa"/>
+        <w:spacing w:before="0" w:beforeAutospacing="0" w:after="0" w:afterAutospacing="0"/>
         <w:ind w:firstLine="709"/>
         <w:jc w:val="center"/>
-      </w:pPr>
-      <w:r>
-        <w:br/>
-      </w:r>
-      <w:r>
-        <w:br/>
-      </w:r>
-      <w:r>
-        <w:br/>
-      </w:r>
-      <w:r>
-        <w:br/>
-      </w:r>
-      <w:r>
-        <w:br/>
-      </w:r>
-      <w:r>
-        <w:br/>
-      </w:r>
-    </w:p>
-    <w:p>
-      <w:pPr>
-        <w:pStyle w:val="1"/>
-        <w:spacing w:before="0"/>
+        <w:rPr>
+          <w:sz w:val="32"/>
+          <w:szCs w:val="32"/>
+        </w:rPr>
+      </w:pPr>
+    </w:p>
+    <w:p>
+      <w:pPr>
+        <w:spacing w:after="0" w:line="240" w:lineRule="auto"/>
         <w:ind w:firstLine="709"/>
-        <w:jc w:val="center"/>
-      </w:pPr>
-    </w:p>
-    <w:p>
-      <w:pPr>
-        <w:pStyle w:val="1"/>
-        <w:spacing w:before="0"/>
+        <w:jc w:val="both"/>
+        <w:rPr>
+          <w:rFonts w:ascii="Times New Roman" w:eastAsia="Times New Roman" w:hAnsi="Times New Roman" w:cs="Times New Roman"/>
+          <w:sz w:val="28"/>
+          <w:szCs w:val="28"/>
+          <w:lang w:val="ru-RU" w:eastAsia="ru-RU"/>
+        </w:rPr>
+      </w:pPr>
+      <w:r>
+        <w:rPr>
+          <w:rFonts w:ascii="Times New Roman" w:eastAsia="Times New Roman" w:hAnsi="Times New Roman" w:cs="Times New Roman"/>
+          <w:sz w:val="28"/>
+          <w:szCs w:val="28"/>
+          <w:lang w:val="ru-RU" w:eastAsia="ru-RU"/>
+        </w:rPr>
+        <w:t xml:space="preserve">ПП сильно выигрывает по качеству, количеству багов, обучению и удовлетворённости. </w:t>
+      </w:r>
+    </w:p>
+    <w:p>
+      <w:pPr>
+        <w:pStyle w:val="aa"/>
+        <w:spacing w:before="0" w:beforeAutospacing="0"/>
         <w:ind w:firstLine="709"/>
-        <w:jc w:val="center"/>
-      </w:pPr>
-    </w:p>
-    <w:p>
-      <w:pPr>
-        <w:pStyle w:val="1"/>
-        <w:spacing w:before="0"/>
-        <w:ind w:firstLine="709"/>
-        <w:jc w:val="center"/>
-      </w:pPr>
+        <w:jc w:val="both"/>
+        <w:rPr>
+          <w:sz w:val="32"/>
+          <w:szCs w:val="32"/>
+        </w:rPr>
+      </w:pPr>
+      <w:r>
+        <w:rPr>
+          <w:sz w:val="28"/>
+          <w:szCs w:val="28"/>
+        </w:rPr>
+        <w:t>Соло быстрее на 10–20% (по ощущениям), но разница в качестве и количестве переделок потом съедает это преимущество.</w:t>
+      </w:r>
     </w:p>
     <w:p>
       <w:pPr>
@@ -1729,7 +2686,7 @@
           <w:rFonts w:ascii="Times New Roman" w:eastAsia="Times New Roman" w:hAnsi="Times New Roman" w:cs="Times New Roman"/>
           <w:sz w:val="28"/>
           <w:szCs w:val="28"/>
-          <w:lang w:eastAsia="ru-RU"/>
+          <w:lang w:val="ru-RU" w:eastAsia="ru-RU"/>
         </w:rPr>
         <w:t>“</w:t>
       </w:r>
@@ -1917,7 +2874,7 @@
       </w:pPr>
     </w:p>
     <w:sectPr>
-      <w:footerReference w:type="default" r:id="rId8"/>
+      <w:footerReference w:type="default" r:id="rId9"/>
       <w:pgSz w:w="11906" w:h="16838"/>
       <w:pgMar w:top="1134" w:right="850" w:bottom="1134" w:left="1701" w:header="708" w:footer="708" w:gutter="0"/>
       <w:cols w:space="708"/>
@@ -2210,6 +3167,129 @@
     </w:lvl>
   </w:abstractNum>
   <w:abstractNum w:abstractNumId="1" w15:restartNumberingAfterBreak="0">
+    <w:nsid w:val="09175FAC"/>
+    <w:multiLevelType w:val="hybridMultilevel"/>
+    <w:tmpl w:val="271604C4"/>
+    <w:lvl w:ilvl="0" w:tplc="E1727F7A">
+      <w:start w:val="1"/>
+      <w:numFmt w:val="bullet"/>
+      <w:suff w:val="space"/>
+      <w:lvlText w:val="–"/>
+      <w:lvlJc w:val="left"/>
+      <w:pPr>
+        <w:ind w:left="1429" w:hanging="360"/>
+      </w:pPr>
+      <w:rPr>
+        <w:rFonts w:ascii="Arial" w:eastAsia="Arial" w:hAnsi="Arial" w:hint="default"/>
+        <w:b w:val="0"/>
+        <w:i w:val="0"/>
+        <w:strike w:val="0"/>
+        <w:dstrike w:val="0"/>
+        <w:color w:val="000000"/>
+        <w:sz w:val="28"/>
+        <w:szCs w:val="28"/>
+        <w:u w:val="none" w:color="000000"/>
+        <w:vertAlign w:val="baseline"/>
+      </w:rPr>
+    </w:lvl>
+    <w:lvl w:ilvl="1" w:tplc="04190003" w:tentative="1">
+      <w:start w:val="1"/>
+      <w:numFmt w:val="bullet"/>
+      <w:lvlText w:val="o"/>
+      <w:lvlJc w:val="left"/>
+      <w:pPr>
+        <w:ind w:left="2149" w:hanging="360"/>
+      </w:pPr>
+      <w:rPr>
+        <w:rFonts w:ascii="Courier New" w:hAnsi="Courier New" w:cs="Courier New" w:hint="default"/>
+      </w:rPr>
+    </w:lvl>
+    <w:lvl w:ilvl="2" w:tplc="04190005" w:tentative="1">
+      <w:start w:val="1"/>
+      <w:numFmt w:val="bullet"/>
+      <w:lvlText w:val=""/>
+      <w:lvlJc w:val="left"/>
+      <w:pPr>
+        <w:ind w:left="2869" w:hanging="360"/>
+      </w:pPr>
+      <w:rPr>
+        <w:rFonts w:ascii="Wingdings" w:hAnsi="Wingdings" w:hint="default"/>
+      </w:rPr>
+    </w:lvl>
+    <w:lvl w:ilvl="3" w:tplc="04190001" w:tentative="1">
+      <w:start w:val="1"/>
+      <w:numFmt w:val="bullet"/>
+      <w:lvlText w:val=""/>
+      <w:lvlJc w:val="left"/>
+      <w:pPr>
+        <w:ind w:left="3589" w:hanging="360"/>
+      </w:pPr>
+      <w:rPr>
+        <w:rFonts w:ascii="Symbol" w:hAnsi="Symbol" w:hint="default"/>
+      </w:rPr>
+    </w:lvl>
+    <w:lvl w:ilvl="4" w:tplc="04190003" w:tentative="1">
+      <w:start w:val="1"/>
+      <w:numFmt w:val="bullet"/>
+      <w:lvlText w:val="o"/>
+      <w:lvlJc w:val="left"/>
+      <w:pPr>
+        <w:ind w:left="4309" w:hanging="360"/>
+      </w:pPr>
+      <w:rPr>
+        <w:rFonts w:ascii="Courier New" w:hAnsi="Courier New" w:cs="Courier New" w:hint="default"/>
+      </w:rPr>
+    </w:lvl>
+    <w:lvl w:ilvl="5" w:tplc="04190005" w:tentative="1">
+      <w:start w:val="1"/>
+      <w:numFmt w:val="bullet"/>
+      <w:lvlText w:val=""/>
+      <w:lvlJc w:val="left"/>
+      <w:pPr>
+        <w:ind w:left="5029" w:hanging="360"/>
+      </w:pPr>
+      <w:rPr>
+        <w:rFonts w:ascii="Wingdings" w:hAnsi="Wingdings" w:hint="default"/>
+      </w:rPr>
+    </w:lvl>
+    <w:lvl w:ilvl="6" w:tplc="04190001" w:tentative="1">
+      <w:start w:val="1"/>
+      <w:numFmt w:val="bullet"/>
+      <w:lvlText w:val=""/>
+      <w:lvlJc w:val="left"/>
+      <w:pPr>
+        <w:ind w:left="5749" w:hanging="360"/>
+      </w:pPr>
+      <w:rPr>
+        <w:rFonts w:ascii="Symbol" w:hAnsi="Symbol" w:hint="default"/>
+      </w:rPr>
+    </w:lvl>
+    <w:lvl w:ilvl="7" w:tplc="04190003" w:tentative="1">
+      <w:start w:val="1"/>
+      <w:numFmt w:val="bullet"/>
+      <w:lvlText w:val="o"/>
+      <w:lvlJc w:val="left"/>
+      <w:pPr>
+        <w:ind w:left="6469" w:hanging="360"/>
+      </w:pPr>
+      <w:rPr>
+        <w:rFonts w:ascii="Courier New" w:hAnsi="Courier New" w:cs="Courier New" w:hint="default"/>
+      </w:rPr>
+    </w:lvl>
+    <w:lvl w:ilvl="8" w:tplc="04190005" w:tentative="1">
+      <w:start w:val="1"/>
+      <w:numFmt w:val="bullet"/>
+      <w:lvlText w:val=""/>
+      <w:lvlJc w:val="left"/>
+      <w:pPr>
+        <w:ind w:left="7189" w:hanging="360"/>
+      </w:pPr>
+      <w:rPr>
+        <w:rFonts w:ascii="Wingdings" w:hAnsi="Wingdings" w:hint="default"/>
+      </w:rPr>
+    </w:lvl>
+  </w:abstractNum>
+  <w:abstractNum w:abstractNumId="2" w15:restartNumberingAfterBreak="0">
     <w:nsid w:val="0F167D2A"/>
     <w:multiLevelType w:val="hybridMultilevel"/>
     <w:tmpl w:val="2BDADA1A"/>
@@ -2299,7 +3379,7 @@
       </w:pPr>
     </w:lvl>
   </w:abstractNum>
-  <w:abstractNum w:abstractNumId="2" w15:restartNumberingAfterBreak="0">
+  <w:abstractNum w:abstractNumId="3" w15:restartNumberingAfterBreak="0">
     <w:nsid w:val="12033EF5"/>
     <w:multiLevelType w:val="multilevel"/>
     <w:tmpl w:val="031831CE"/>
@@ -2454,7 +3534,7 @@
       </w:rPr>
     </w:lvl>
   </w:abstractNum>
-  <w:abstractNum w:abstractNumId="3" w15:restartNumberingAfterBreak="0">
+  <w:abstractNum w:abstractNumId="4" w15:restartNumberingAfterBreak="0">
     <w:nsid w:val="24F75AC9"/>
     <w:multiLevelType w:val="hybridMultilevel"/>
     <w:tmpl w:val="0E96D778"/>
@@ -2577,7 +3657,7 @@
       </w:rPr>
     </w:lvl>
   </w:abstractNum>
-  <w:abstractNum w:abstractNumId="4" w15:restartNumberingAfterBreak="0">
+  <w:abstractNum w:abstractNumId="5" w15:restartNumberingAfterBreak="0">
     <w:nsid w:val="2AEB2362"/>
     <w:multiLevelType w:val="multilevel"/>
     <w:tmpl w:val="A0C4EA56"/>
@@ -2724,7 +3804,7 @@
       </w:rPr>
     </w:lvl>
   </w:abstractNum>
-  <w:abstractNum w:abstractNumId="5" w15:restartNumberingAfterBreak="0">
+  <w:abstractNum w:abstractNumId="6" w15:restartNumberingAfterBreak="0">
     <w:nsid w:val="3C2520F5"/>
     <w:multiLevelType w:val="hybridMultilevel"/>
     <w:tmpl w:val="CB8AEEFE"/>
@@ -2813,7 +3893,7 @@
       </w:pPr>
     </w:lvl>
   </w:abstractNum>
-  <w:abstractNum w:abstractNumId="6" w15:restartNumberingAfterBreak="0">
+  <w:abstractNum w:abstractNumId="7" w15:restartNumberingAfterBreak="0">
     <w:nsid w:val="50290655"/>
     <w:multiLevelType w:val="hybridMultilevel"/>
     <w:tmpl w:val="3AAE7A22"/>
@@ -2899,7 +3979,7 @@
       </w:pPr>
     </w:lvl>
   </w:abstractNum>
-  <w:abstractNum w:abstractNumId="7" w15:restartNumberingAfterBreak="0">
+  <w:abstractNum w:abstractNumId="8" w15:restartNumberingAfterBreak="0">
     <w:nsid w:val="51446C32"/>
     <w:multiLevelType w:val="multilevel"/>
     <w:tmpl w:val="FC6A0436"/>
@@ -3054,7 +4134,7 @@
       </w:rPr>
     </w:lvl>
   </w:abstractNum>
-  <w:abstractNum w:abstractNumId="8" w15:restartNumberingAfterBreak="0">
+  <w:abstractNum w:abstractNumId="9" w15:restartNumberingAfterBreak="0">
     <w:nsid w:val="576913EF"/>
     <w:multiLevelType w:val="multilevel"/>
     <w:tmpl w:val="E708C4FC"/>
@@ -3203,7 +4283,7 @@
       </w:rPr>
     </w:lvl>
   </w:abstractNum>
-  <w:abstractNum w:abstractNumId="9" w15:restartNumberingAfterBreak="0">
+  <w:abstractNum w:abstractNumId="10" w15:restartNumberingAfterBreak="0">
     <w:nsid w:val="5D624D40"/>
     <w:multiLevelType w:val="hybridMultilevel"/>
     <w:tmpl w:val="D0640B18"/>
@@ -3325,7 +4405,129 @@
       </w:rPr>
     </w:lvl>
   </w:abstractNum>
-  <w:abstractNum w:abstractNumId="10" w15:restartNumberingAfterBreak="0">
+  <w:abstractNum w:abstractNumId="11" w15:restartNumberingAfterBreak="0">
+    <w:nsid w:val="5E674DB3"/>
+    <w:multiLevelType w:val="hybridMultilevel"/>
+    <w:tmpl w:val="1A884E4E"/>
+    <w:lvl w:ilvl="0" w:tplc="B8C87386">
+      <w:start w:val="1"/>
+      <w:numFmt w:val="bullet"/>
+      <w:lvlText w:val="–"/>
+      <w:lvlJc w:val="left"/>
+      <w:pPr>
+        <w:ind w:left="1429" w:hanging="360"/>
+      </w:pPr>
+      <w:rPr>
+        <w:rFonts w:ascii="Arial" w:eastAsia="Arial" w:hAnsi="Arial" w:hint="default"/>
+        <w:b w:val="0"/>
+        <w:i w:val="0"/>
+        <w:strike w:val="0"/>
+        <w:dstrike w:val="0"/>
+        <w:color w:val="000000"/>
+        <w:sz w:val="28"/>
+        <w:szCs w:val="28"/>
+        <w:u w:val="none" w:color="000000"/>
+        <w:vertAlign w:val="baseline"/>
+      </w:rPr>
+    </w:lvl>
+    <w:lvl w:ilvl="1" w:tplc="04190003" w:tentative="1">
+      <w:start w:val="1"/>
+      <w:numFmt w:val="bullet"/>
+      <w:lvlText w:val="o"/>
+      <w:lvlJc w:val="left"/>
+      <w:pPr>
+        <w:ind w:left="2149" w:hanging="360"/>
+      </w:pPr>
+      <w:rPr>
+        <w:rFonts w:ascii="Courier New" w:hAnsi="Courier New" w:cs="Courier New" w:hint="default"/>
+      </w:rPr>
+    </w:lvl>
+    <w:lvl w:ilvl="2" w:tplc="04190005" w:tentative="1">
+      <w:start w:val="1"/>
+      <w:numFmt w:val="bullet"/>
+      <w:lvlText w:val=""/>
+      <w:lvlJc w:val="left"/>
+      <w:pPr>
+        <w:ind w:left="2869" w:hanging="360"/>
+      </w:pPr>
+      <w:rPr>
+        <w:rFonts w:ascii="Wingdings" w:hAnsi="Wingdings" w:hint="default"/>
+      </w:rPr>
+    </w:lvl>
+    <w:lvl w:ilvl="3" w:tplc="04190001" w:tentative="1">
+      <w:start w:val="1"/>
+      <w:numFmt w:val="bullet"/>
+      <w:lvlText w:val=""/>
+      <w:lvlJc w:val="left"/>
+      <w:pPr>
+        <w:ind w:left="3589" w:hanging="360"/>
+      </w:pPr>
+      <w:rPr>
+        <w:rFonts w:ascii="Symbol" w:hAnsi="Symbol" w:hint="default"/>
+      </w:rPr>
+    </w:lvl>
+    <w:lvl w:ilvl="4" w:tplc="04190003" w:tentative="1">
+      <w:start w:val="1"/>
+      <w:numFmt w:val="bullet"/>
+      <w:lvlText w:val="o"/>
+      <w:lvlJc w:val="left"/>
+      <w:pPr>
+        <w:ind w:left="4309" w:hanging="360"/>
+      </w:pPr>
+      <w:rPr>
+        <w:rFonts w:ascii="Courier New" w:hAnsi="Courier New" w:cs="Courier New" w:hint="default"/>
+      </w:rPr>
+    </w:lvl>
+    <w:lvl w:ilvl="5" w:tplc="04190005" w:tentative="1">
+      <w:start w:val="1"/>
+      <w:numFmt w:val="bullet"/>
+      <w:lvlText w:val=""/>
+      <w:lvlJc w:val="left"/>
+      <w:pPr>
+        <w:ind w:left="5029" w:hanging="360"/>
+      </w:pPr>
+      <w:rPr>
+        <w:rFonts w:ascii="Wingdings" w:hAnsi="Wingdings" w:hint="default"/>
+      </w:rPr>
+    </w:lvl>
+    <w:lvl w:ilvl="6" w:tplc="04190001" w:tentative="1">
+      <w:start w:val="1"/>
+      <w:numFmt w:val="bullet"/>
+      <w:lvlText w:val=""/>
+      <w:lvlJc w:val="left"/>
+      <w:pPr>
+        <w:ind w:left="5749" w:hanging="360"/>
+      </w:pPr>
+      <w:rPr>
+        <w:rFonts w:ascii="Symbol" w:hAnsi="Symbol" w:hint="default"/>
+      </w:rPr>
+    </w:lvl>
+    <w:lvl w:ilvl="7" w:tplc="04190003" w:tentative="1">
+      <w:start w:val="1"/>
+      <w:numFmt w:val="bullet"/>
+      <w:lvlText w:val="o"/>
+      <w:lvlJc w:val="left"/>
+      <w:pPr>
+        <w:ind w:left="6469" w:hanging="360"/>
+      </w:pPr>
+      <w:rPr>
+        <w:rFonts w:ascii="Courier New" w:hAnsi="Courier New" w:cs="Courier New" w:hint="default"/>
+      </w:rPr>
+    </w:lvl>
+    <w:lvl w:ilvl="8" w:tplc="04190005" w:tentative="1">
+      <w:start w:val="1"/>
+      <w:numFmt w:val="bullet"/>
+      <w:lvlText w:val=""/>
+      <w:lvlJc w:val="left"/>
+      <w:pPr>
+        <w:ind w:left="7189" w:hanging="360"/>
+      </w:pPr>
+      <w:rPr>
+        <w:rFonts w:ascii="Wingdings" w:hAnsi="Wingdings" w:hint="default"/>
+      </w:rPr>
+    </w:lvl>
+  </w:abstractNum>
+  <w:abstractNum w:abstractNumId="12" w15:restartNumberingAfterBreak="0">
     <w:nsid w:val="60C23AD5"/>
     <w:multiLevelType w:val="multilevel"/>
     <w:tmpl w:val="1D187C38"/>
@@ -3481,37 +4683,43 @@
     </w:lvl>
   </w:abstractNum>
   <w:num w:numId="1">
-    <w:abstractNumId w:val="1"/>
+    <w:abstractNumId w:val="2"/>
   </w:num>
   <w:num w:numId="2">
-    <w:abstractNumId w:val="5"/>
+    <w:abstractNumId w:val="6"/>
   </w:num>
   <w:num w:numId="3">
-    <w:abstractNumId w:val="6"/>
+    <w:abstractNumId w:val="7"/>
   </w:num>
   <w:num w:numId="4">
-    <w:abstractNumId w:val="9"/>
+    <w:abstractNumId w:val="10"/>
   </w:num>
   <w:num w:numId="5">
-    <w:abstractNumId w:val="3"/>
+    <w:abstractNumId w:val="4"/>
   </w:num>
   <w:num w:numId="6">
     <w:abstractNumId w:val="0"/>
   </w:num>
   <w:num w:numId="7">
-    <w:abstractNumId w:val="10"/>
+    <w:abstractNumId w:val="12"/>
   </w:num>
   <w:num w:numId="8">
-    <w:abstractNumId w:val="4"/>
+    <w:abstractNumId w:val="5"/>
   </w:num>
   <w:num w:numId="9">
-    <w:abstractNumId w:val="7"/>
+    <w:abstractNumId w:val="8"/>
   </w:num>
   <w:num w:numId="10">
-    <w:abstractNumId w:val="8"/>
+    <w:abstractNumId w:val="9"/>
   </w:num>
   <w:num w:numId="11">
-    <w:abstractNumId w:val="2"/>
+    <w:abstractNumId w:val="3"/>
+  </w:num>
+  <w:num w:numId="12">
+    <w:abstractNumId w:val="11"/>
+  </w:num>
+  <w:num w:numId="13">
+    <w:abstractNumId w:val="1"/>
   </w:num>
 </w:numbering>
 </file>
@@ -4181,6 +5389,25 @@
       <w:bCs/>
     </w:rPr>
   </w:style>
+  <w:style w:type="table" w:styleId="ac">
+    <w:name w:val="Table Grid"/>
+    <w:basedOn w:val="a1"/>
+    <w:uiPriority w:val="39"/>
+    <w:rsid w:val="00A229ED"/>
+    <w:pPr>
+      <w:spacing w:after="0" w:line="240" w:lineRule="auto"/>
+    </w:pPr>
+    <w:tblPr>
+      <w:tblBorders>
+        <w:top w:val="single" w:sz="4" w:space="0" w:color="auto"/>
+        <w:left w:val="single" w:sz="4" w:space="0" w:color="auto"/>
+        <w:bottom w:val="single" w:sz="4" w:space="0" w:color="auto"/>
+        <w:right w:val="single" w:sz="4" w:space="0" w:color="auto"/>
+        <w:insideH w:val="single" w:sz="4" w:space="0" w:color="auto"/>
+        <w:insideV w:val="single" w:sz="4" w:space="0" w:color="auto"/>
+      </w:tblBorders>
+    </w:tblPr>
+  </w:style>
 </w:styles>
 </file>
 
